--- a/resources/pep_templates/pep_template.docx
+++ b/resources/pep_templates/pep_template.docx
@@ -85,7 +85,7 @@
               </wp:anchor>
             </w:drawing>
           </mc:Choice>
-          <mc:Fallback xmlns:sl="http://schemas.openxmlformats.org/schemaLibrary/2006/main" xmlns:a="http://schemas.openxmlformats.org/drawingml/2006/main" xmlns:pic="http://schemas.openxmlformats.org/drawingml/2006/picture" xmlns:c="http://schemas.openxmlformats.org/drawingml/2006/chart" xmlns:lc="http://schemas.openxmlformats.org/drawingml/2006/lockedCanvas" xmlns:dgm="http://schemas.openxmlformats.org/drawingml/2006/diagram" xmlns="http://schemas.microsoft.com/office/tasks/2019/documenttasks" xmlns:cr="http://schemas.microsoft.com/office/comments/2020/reactions">
+          <mc:Fallback xmlns:cr="http://schemas.microsoft.com/office/comments/2020/reactions" xmlns="http://schemas.microsoft.com/office/tasks/2019/documenttasks" xmlns:dgm="http://schemas.openxmlformats.org/drawingml/2006/diagram" xmlns:lc="http://schemas.openxmlformats.org/drawingml/2006/lockedCanvas" xmlns:c="http://schemas.openxmlformats.org/drawingml/2006/chart" xmlns:pic="http://schemas.openxmlformats.org/drawingml/2006/picture" xmlns:a="http://schemas.openxmlformats.org/drawingml/2006/main" xmlns:sl="http://schemas.openxmlformats.org/schemaLibrary/2006/main">
             <w:drawing>
               <wp:anchor allowOverlap="1" behindDoc="1" distB="0" distT="0" distL="0" distR="0" hidden="0" layoutInCell="1" locked="0" relativeHeight="0" simplePos="0">
                 <wp:simplePos x="0" y="0"/>
@@ -2598,7 +2598,27 @@
           <w:sz w:val="20"/>
           <w:szCs w:val="20"/>
         </w:rPr>
-        <w:t xml:space="preserve">A continuación se describen los roles involucrados en el proyecto y sus responsabilidades directas con el </w:t>
+        <w:t xml:space="preserve">A </w:t>
+      </w:r>
+      <w:proofErr w:type="gramStart"/>
+      <w:r>
+        <w:rPr>
+          <w:rFonts w:ascii="Montserrat Medium" w:eastAsia="Montserrat Medium" w:hAnsi="Montserrat Medium" w:cs="Montserrat Medium"/>
+          <w:color w:val="595959"/>
+          <w:sz w:val="20"/>
+          <w:szCs w:val="20"/>
+        </w:rPr>
+        <w:t>continuación</w:t>
+      </w:r>
+      <w:proofErr w:type="gramEnd"/>
+      <w:r>
+        <w:rPr>
+          <w:rFonts w:ascii="Montserrat Medium" w:eastAsia="Montserrat Medium" w:hAnsi="Montserrat Medium" w:cs="Montserrat Medium"/>
+          <w:color w:val="595959"/>
+          <w:sz w:val="20"/>
+          <w:szCs w:val="20"/>
+        </w:rPr>
+        <w:t xml:space="preserve"> se describen los roles involucrados en el proyecto y sus responsabilidades directas con el </w:t>
       </w:r>
       <w:proofErr w:type="spellStart"/>
       <w:r>
@@ -3296,13 +3316,31 @@
               <w:jc w:val="both"/>
               <w:rPr>
                 <w:rFonts w:ascii="Montserrat Medium" w:eastAsia="Montserrat Medium" w:hAnsi="Montserrat Medium" w:cs="Montserrat Medium"/>
-                <w:i/>
-                <w:iCs/>
-                <w:color w:val="FF0000"/>
-                <w:sz w:val="20"/>
-                <w:szCs w:val="20"/>
-              </w:rPr>
-            </w:pPr>
+                <w:color w:val="FF0000"/>
+                <w:sz w:val="20"/>
+                <w:szCs w:val="20"/>
+              </w:rPr>
+            </w:pPr>
+            <w:r>
+              <w:rPr>
+                <w:rFonts w:ascii="Montserrat Medium" w:eastAsia="Montserrat Medium" w:hAnsi="Montserrat Medium" w:cs="Montserrat Medium"/>
+                <w:color w:val="595959"/>
+                <w:sz w:val="20"/>
+                <w:szCs w:val="20"/>
+              </w:rPr>
+              <w:t xml:space="preserve">Yohane </w:t>
+            </w:r>
+            <w:proofErr w:type="spellStart"/>
+            <w:r>
+              <w:rPr>
+                <w:rFonts w:ascii="Montserrat Medium" w:eastAsia="Montserrat Medium" w:hAnsi="Montserrat Medium" w:cs="Montserrat Medium"/>
+                <w:color w:val="595959"/>
+                <w:sz w:val="20"/>
+                <w:szCs w:val="20"/>
+              </w:rPr>
+              <w:t>Martinez</w:t>
+            </w:r>
+            <w:proofErr w:type="spellEnd"/>
           </w:p>
         </w:tc>
       </w:tr>
@@ -3339,8 +3377,19 @@
                 <w:sz w:val="20"/>
                 <w:szCs w:val="20"/>
               </w:rPr>
-              <w:t>Scrum Master</w:t>
-            </w:r>
+              <w:t xml:space="preserve">Scrum </w:t>
+            </w:r>
+            <w:proofErr w:type="gramStart"/>
+            <w:r>
+              <w:rPr>
+                <w:rFonts w:ascii="Montserrat Medium" w:eastAsia="Montserrat Medium" w:hAnsi="Montserrat Medium" w:cs="Montserrat Medium"/>
+                <w:color w:val="595959"/>
+                <w:sz w:val="20"/>
+                <w:szCs w:val="20"/>
+              </w:rPr>
+              <w:t>Master</w:t>
+            </w:r>
+            <w:proofErr w:type="gramEnd"/>
           </w:p>
         </w:tc>
         <w:tc>
@@ -4125,14 +4174,25 @@
                 <w:szCs w:val="20"/>
               </w:rPr>
             </w:pPr>
-            <w:r>
-              <w:rPr>
-                <w:rFonts w:ascii="Montserrat Medium" w:eastAsia="Montserrat Medium" w:hAnsi="Montserrat Medium" w:cs="Montserrat Medium"/>
-                <w:color w:val="595959"/>
-                <w:sz w:val="20"/>
-                <w:szCs w:val="20"/>
-              </w:rPr>
-              <w:t>Asegurar que se cumplan con los requisitos, estándares y objetivos de buenas prácticas</w:t>
+            <w:proofErr w:type="gramStart"/>
+            <w:r>
+              <w:rPr>
+                <w:rFonts w:ascii="Montserrat Medium" w:eastAsia="Montserrat Medium" w:hAnsi="Montserrat Medium" w:cs="Montserrat Medium"/>
+                <w:color w:val="595959"/>
+                <w:sz w:val="20"/>
+                <w:szCs w:val="20"/>
+              </w:rPr>
+              <w:t>Asegurar</w:t>
+            </w:r>
+            <w:proofErr w:type="gramEnd"/>
+            <w:r>
+              <w:rPr>
+                <w:rFonts w:ascii="Montserrat Medium" w:eastAsia="Montserrat Medium" w:hAnsi="Montserrat Medium" w:cs="Montserrat Medium"/>
+                <w:color w:val="595959"/>
+                <w:sz w:val="20"/>
+                <w:szCs w:val="20"/>
+              </w:rPr>
+              <w:t xml:space="preserve"> que se cumplan con los requisitos, estándares y objetivos de buenas prácticas</w:t>
             </w:r>
           </w:p>
           <w:p>
@@ -4327,7 +4387,27 @@
           <w:sz w:val="20"/>
           <w:szCs w:val="20"/>
         </w:rPr>
-        <w:t xml:space="preserve">A continuación se describen las aplicaciones que se necesitan para completar el proceso del Software, así como su entorno y detalles. </w:t>
+        <w:t xml:space="preserve">A </w:t>
+      </w:r>
+      <w:proofErr w:type="gramStart"/>
+      <w:r>
+        <w:rPr>
+          <w:rFonts w:ascii="Montserrat Medium" w:eastAsia="Montserrat Medium" w:hAnsi="Montserrat Medium" w:cs="Montserrat Medium"/>
+          <w:color w:val="545454"/>
+          <w:sz w:val="20"/>
+          <w:szCs w:val="20"/>
+        </w:rPr>
+        <w:t>continuación</w:t>
+      </w:r>
+      <w:proofErr w:type="gramEnd"/>
+      <w:r>
+        <w:rPr>
+          <w:rFonts w:ascii="Montserrat Medium" w:eastAsia="Montserrat Medium" w:hAnsi="Montserrat Medium" w:cs="Montserrat Medium"/>
+          <w:color w:val="545454"/>
+          <w:sz w:val="20"/>
+          <w:szCs w:val="20"/>
+        </w:rPr>
+        <w:t xml:space="preserve"> se describen las aplicaciones que se necesitan para completar el proceso del Software, así como su entorno y detalles. </w:t>
       </w:r>
     </w:p>
     <w:p>
@@ -4687,8 +4767,21 @@
                 <w:sz w:val="20"/>
                 <w:szCs w:val="20"/>
               </w:rPr>
-              <w:t>Nombre de la  integración</w:t>
-            </w:r>
+              <w:t xml:space="preserve">Nombre de </w:t>
+            </w:r>
+            <w:proofErr w:type="gramStart"/>
+            <w:r>
+              <w:rPr>
+                <w:rFonts w:ascii="Montserrat" w:eastAsia="Montserrat" w:hAnsi="Montserrat" w:cs="Montserrat"/>
+                <w:b/>
+                <w:bCs/>
+                <w:color w:val="FFFFFF"/>
+                <w:sz w:val="20"/>
+                <w:szCs w:val="20"/>
+              </w:rPr>
+              <w:t>la  integración</w:t>
+            </w:r>
+            <w:proofErr w:type="gramEnd"/>
           </w:p>
         </w:tc>
         <w:tc>
@@ -5781,7 +5874,27 @@
           <w:sz w:val="20"/>
           <w:szCs w:val="20"/>
         </w:rPr>
-        <w:t>A continuación se describen los diferentes tipos de pruebas que se aplicarán a este proyecto</w:t>
+        <w:t xml:space="preserve">A </w:t>
+      </w:r>
+      <w:proofErr w:type="gramStart"/>
+      <w:r>
+        <w:rPr>
+          <w:rFonts w:ascii="Montserrat Medium" w:eastAsia="Montserrat Medium" w:hAnsi="Montserrat Medium" w:cs="Montserrat Medium"/>
+          <w:color w:val="595959"/>
+          <w:sz w:val="20"/>
+          <w:szCs w:val="20"/>
+        </w:rPr>
+        <w:t>continuación</w:t>
+      </w:r>
+      <w:proofErr w:type="gramEnd"/>
+      <w:r>
+        <w:rPr>
+          <w:rFonts w:ascii="Montserrat Medium" w:eastAsia="Montserrat Medium" w:hAnsi="Montserrat Medium" w:cs="Montserrat Medium"/>
+          <w:color w:val="595959"/>
+          <w:sz w:val="20"/>
+          <w:szCs w:val="20"/>
+        </w:rPr>
+        <w:t xml:space="preserve"> se describen los diferentes tipos de pruebas que se aplicarán a este proyecto</w:t>
       </w:r>
     </w:p>
     <w:p>
@@ -6762,7 +6875,31 @@
                 <w:sz w:val="20"/>
                 <w:szCs w:val="20"/>
               </w:rPr>
-              <w:t xml:space="preserve">Probar el 40% de los test Cases Creados </w:t>
+              <w:t xml:space="preserve">Probar el 40% de </w:t>
+            </w:r>
+            <w:proofErr w:type="gramStart"/>
+            <w:r>
+              <w:rPr>
+                <w:rFonts w:ascii="Montserrat Medium" w:eastAsia="Montserrat Medium" w:hAnsi="Montserrat Medium" w:cs="Montserrat Medium"/>
+                <w:i/>
+                <w:iCs/>
+                <w:color w:val="FF0000"/>
+                <w:sz w:val="20"/>
+                <w:szCs w:val="20"/>
+              </w:rPr>
+              <w:t>los test</w:t>
+            </w:r>
+            <w:proofErr w:type="gramEnd"/>
+            <w:r>
+              <w:rPr>
+                <w:rFonts w:ascii="Montserrat Medium" w:eastAsia="Montserrat Medium" w:hAnsi="Montserrat Medium" w:cs="Montserrat Medium"/>
+                <w:i/>
+                <w:iCs/>
+                <w:color w:val="FF0000"/>
+                <w:sz w:val="20"/>
+                <w:szCs w:val="20"/>
+              </w:rPr>
+              <w:t xml:space="preserve"> Cases Creados </w:t>
             </w:r>
           </w:p>
         </w:tc>
@@ -6898,7 +7035,31 @@
                 <w:sz w:val="20"/>
                 <w:szCs w:val="20"/>
               </w:rPr>
-              <w:t>Probar el 70% de los Test Cases Creados</w:t>
+              <w:t xml:space="preserve">Probar el 70% de </w:t>
+            </w:r>
+            <w:proofErr w:type="gramStart"/>
+            <w:r>
+              <w:rPr>
+                <w:rFonts w:ascii="Montserrat Medium" w:eastAsia="Montserrat Medium" w:hAnsi="Montserrat Medium" w:cs="Montserrat Medium"/>
+                <w:i/>
+                <w:iCs/>
+                <w:color w:val="FF0000"/>
+                <w:sz w:val="20"/>
+                <w:szCs w:val="20"/>
+              </w:rPr>
+              <w:t>los Test</w:t>
+            </w:r>
+            <w:proofErr w:type="gramEnd"/>
+            <w:r>
+              <w:rPr>
+                <w:rFonts w:ascii="Montserrat Medium" w:eastAsia="Montserrat Medium" w:hAnsi="Montserrat Medium" w:cs="Montserrat Medium"/>
+                <w:i/>
+                <w:iCs/>
+                <w:color w:val="FF0000"/>
+                <w:sz w:val="20"/>
+                <w:szCs w:val="20"/>
+              </w:rPr>
+              <w:t xml:space="preserve"> Cases Creados</w:t>
             </w:r>
           </w:p>
         </w:tc>
@@ -7034,7 +7195,31 @@
                 <w:sz w:val="20"/>
                 <w:szCs w:val="20"/>
               </w:rPr>
-              <w:t>Probar un 100% de los Test Cases Creados, incluyendo pruebas de rendimiento, etc.</w:t>
+              <w:t xml:space="preserve">Probar un 100% de </w:t>
+            </w:r>
+            <w:proofErr w:type="gramStart"/>
+            <w:r>
+              <w:rPr>
+                <w:rFonts w:ascii="Montserrat Medium" w:eastAsia="Montserrat Medium" w:hAnsi="Montserrat Medium" w:cs="Montserrat Medium"/>
+                <w:i/>
+                <w:iCs/>
+                <w:color w:val="FF0000"/>
+                <w:sz w:val="20"/>
+                <w:szCs w:val="20"/>
+              </w:rPr>
+              <w:t>los Test</w:t>
+            </w:r>
+            <w:proofErr w:type="gramEnd"/>
+            <w:r>
+              <w:rPr>
+                <w:rFonts w:ascii="Montserrat Medium" w:eastAsia="Montserrat Medium" w:hAnsi="Montserrat Medium" w:cs="Montserrat Medium"/>
+                <w:i/>
+                <w:iCs/>
+                <w:color w:val="FF0000"/>
+                <w:sz w:val="20"/>
+                <w:szCs w:val="20"/>
+              </w:rPr>
+              <w:t xml:space="preserve"> Cases Creados, incluyendo pruebas de rendimiento, etc.</w:t>
             </w:r>
           </w:p>
         </w:tc>
@@ -7644,7 +7829,27 @@
                 <w:iCs/>
                 <w:color w:val="FF0000"/>
               </w:rPr>
-              <w:t xml:space="preserve"> de los test cases no funcionales que se aplicarán</w:t>
+              <w:t xml:space="preserve"> de </w:t>
+            </w:r>
+            <w:proofErr w:type="gramStart"/>
+            <w:r>
+              <w:rPr>
+                <w:rFonts w:ascii="Montserrat Medium" w:eastAsia="Montserrat Medium" w:hAnsi="Montserrat Medium" w:cs="Montserrat Medium"/>
+                <w:i/>
+                <w:iCs/>
+                <w:color w:val="FF0000"/>
+              </w:rPr>
+              <w:t>los test</w:t>
+            </w:r>
+            <w:proofErr w:type="gramEnd"/>
+            <w:r>
+              <w:rPr>
+                <w:rFonts w:ascii="Montserrat Medium" w:eastAsia="Montserrat Medium" w:hAnsi="Montserrat Medium" w:cs="Montserrat Medium"/>
+                <w:i/>
+                <w:iCs/>
+                <w:color w:val="FF0000"/>
+              </w:rPr>
+              <w:t xml:space="preserve"> cases no funcionales que se aplicarán</w:t>
             </w:r>
           </w:p>
           <w:p>
@@ -7738,7 +7943,23 @@
                 <w:rFonts w:ascii="Montserrat Medium" w:eastAsia="Montserrat Medium" w:hAnsi="Montserrat Medium" w:cs="Montserrat Medium"/>
                 <w:color w:val="595959"/>
               </w:rPr>
-              <w:t>Para este tipo de prueba se valida y verifica el cumplimiento de los parámetros establecidos de RPA, de acuerdo al siguiente alcance:</w:t>
+              <w:t xml:space="preserve">Para este tipo de prueba se valida y verifica el cumplimiento de los parámetros establecidos de RPA, </w:t>
+            </w:r>
+            <w:proofErr w:type="gramStart"/>
+            <w:r>
+              <w:rPr>
+                <w:rFonts w:ascii="Montserrat Medium" w:eastAsia="Montserrat Medium" w:hAnsi="Montserrat Medium" w:cs="Montserrat Medium"/>
+                <w:color w:val="595959"/>
+              </w:rPr>
+              <w:t>de acuerdo al</w:t>
+            </w:r>
+            <w:proofErr w:type="gramEnd"/>
+            <w:r>
+              <w:rPr>
+                <w:rFonts w:ascii="Montserrat Medium" w:eastAsia="Montserrat Medium" w:hAnsi="Montserrat Medium" w:cs="Montserrat Medium"/>
+                <w:color w:val="595959"/>
+              </w:rPr>
+              <w:t xml:space="preserve"> siguiente alcance:</w:t>
             </w:r>
           </w:p>
           <w:p>
@@ -7870,7 +8091,39 @@
                 <w:rFonts w:ascii="Montserrat Medium" w:eastAsia="Montserrat Medium" w:hAnsi="Montserrat Medium" w:cs="Montserrat Medium"/>
                 <w:color w:val="595959"/>
               </w:rPr>
-              <w:t>Para este tipo de prueba se valida el control de seguridad del ambiente del sistema y  la exploración de vulnerabilidades de acuerdo al siguiente alcance:</w:t>
+              <w:t xml:space="preserve">Para este tipo de prueba se valida el control de seguridad del ambiente del sistema </w:t>
+            </w:r>
+            <w:proofErr w:type="gramStart"/>
+            <w:r>
+              <w:rPr>
+                <w:rFonts w:ascii="Montserrat Medium" w:eastAsia="Montserrat Medium" w:hAnsi="Montserrat Medium" w:cs="Montserrat Medium"/>
+                <w:color w:val="595959"/>
+              </w:rPr>
+              <w:t>y  la</w:t>
+            </w:r>
+            <w:proofErr w:type="gramEnd"/>
+            <w:r>
+              <w:rPr>
+                <w:rFonts w:ascii="Montserrat Medium" w:eastAsia="Montserrat Medium" w:hAnsi="Montserrat Medium" w:cs="Montserrat Medium"/>
+                <w:color w:val="595959"/>
+              </w:rPr>
+              <w:t xml:space="preserve"> exploración de vulnerabilidades </w:t>
+            </w:r>
+            <w:proofErr w:type="gramStart"/>
+            <w:r>
+              <w:rPr>
+                <w:rFonts w:ascii="Montserrat Medium" w:eastAsia="Montserrat Medium" w:hAnsi="Montserrat Medium" w:cs="Montserrat Medium"/>
+                <w:color w:val="595959"/>
+              </w:rPr>
+              <w:t>de acuerdo al</w:t>
+            </w:r>
+            <w:proofErr w:type="gramEnd"/>
+            <w:r>
+              <w:rPr>
+                <w:rFonts w:ascii="Montserrat Medium" w:eastAsia="Montserrat Medium" w:hAnsi="Montserrat Medium" w:cs="Montserrat Medium"/>
+                <w:color w:val="595959"/>
+              </w:rPr>
+              <w:t xml:space="preserve"> siguiente alcance:</w:t>
             </w:r>
           </w:p>
           <w:p>
@@ -8009,7 +8262,27 @@
           <w:sz w:val="20"/>
           <w:szCs w:val="20"/>
         </w:rPr>
-        <w:t>Esta sección contiene las pruebas fuera del alcance, pueden incluir sistemas de integración o partes de otros software, el cual tengan interacción directa, pero no entren dentro del alcance de las pruebas.</w:t>
+        <w:t xml:space="preserve">Esta sección contiene las pruebas fuera del alcance, pueden incluir sistemas de integración o partes de </w:t>
+      </w:r>
+      <w:proofErr w:type="gramStart"/>
+      <w:r>
+        <w:rPr>
+          <w:rFonts w:ascii="Montserrat Medium" w:eastAsia="Montserrat Medium" w:hAnsi="Montserrat Medium" w:cs="Montserrat Medium"/>
+          <w:color w:val="595959"/>
+          <w:sz w:val="20"/>
+          <w:szCs w:val="20"/>
+        </w:rPr>
+        <w:t>otros software</w:t>
+      </w:r>
+      <w:proofErr w:type="gramEnd"/>
+      <w:r>
+        <w:rPr>
+          <w:rFonts w:ascii="Montserrat Medium" w:eastAsia="Montserrat Medium" w:hAnsi="Montserrat Medium" w:cs="Montserrat Medium"/>
+          <w:color w:val="595959"/>
+          <w:sz w:val="20"/>
+          <w:szCs w:val="20"/>
+        </w:rPr>
+        <w:t>, el cual tengan interacción directa, pero no entren dentro del alcance de las pruebas.</w:t>
       </w:r>
     </w:p>
     <w:tbl>
@@ -8121,7 +8394,27 @@
                 <w:iCs/>
                 <w:color w:val="FF0000"/>
               </w:rPr>
-              <w:t>Listar las funcionalidades, sistemas o requerimientos que no se aplicarán pruebas así como el motivo del porqué no se probará</w:t>
+              <w:t xml:space="preserve">Listar las funcionalidades, sistemas o requerimientos que no se aplicarán </w:t>
+            </w:r>
+            <w:proofErr w:type="gramStart"/>
+            <w:r>
+              <w:rPr>
+                <w:rFonts w:ascii="Montserrat Medium" w:eastAsia="Montserrat Medium" w:hAnsi="Montserrat Medium" w:cs="Montserrat Medium"/>
+                <w:i/>
+                <w:iCs/>
+                <w:color w:val="FF0000"/>
+              </w:rPr>
+              <w:t>pruebas</w:t>
+            </w:r>
+            <w:proofErr w:type="gramEnd"/>
+            <w:r>
+              <w:rPr>
+                <w:rFonts w:ascii="Montserrat Medium" w:eastAsia="Montserrat Medium" w:hAnsi="Montserrat Medium" w:cs="Montserrat Medium"/>
+                <w:i/>
+                <w:iCs/>
+                <w:color w:val="FF0000"/>
+              </w:rPr>
+              <w:t xml:space="preserve"> así como el motivo del porqué no se probará</w:t>
             </w:r>
           </w:p>
           <w:p>
@@ -9642,6 +9935,7 @@
                 <w:szCs w:val="20"/>
               </w:rPr>
             </w:pPr>
+            <w:proofErr w:type="gramStart"/>
             <w:r>
               <w:rPr>
                 <w:rFonts w:ascii="Montserrat" w:eastAsia="Montserrat" w:hAnsi="Montserrat" w:cs="Montserrat"/>
@@ -9651,7 +9945,19 @@
                 <w:sz w:val="20"/>
                 <w:szCs w:val="20"/>
               </w:rPr>
-              <w:t>Link Google Drive</w:t>
+              <w:t>Link</w:t>
+            </w:r>
+            <w:proofErr w:type="gramEnd"/>
+            <w:r>
+              <w:rPr>
+                <w:rFonts w:ascii="Montserrat" w:eastAsia="Montserrat" w:hAnsi="Montserrat" w:cs="Montserrat"/>
+                <w:b/>
+                <w:bCs/>
+                <w:color w:val="FFFFFF"/>
+                <w:sz w:val="20"/>
+                <w:szCs w:val="20"/>
+              </w:rPr>
+              <w:t xml:space="preserve"> Google Drive</w:t>
             </w:r>
           </w:p>
         </w:tc>
@@ -10171,7 +10477,31 @@
           <w:sz w:val="20"/>
           <w:szCs w:val="20"/>
         </w:rPr>
-        <w:t>Este apartado se llena conforme va avanzando el proyecto, si alguna no requirió cambios, aun así se llenan los apartados. Si no aplico alguna se remueve de la tabla.</w:t>
+        <w:t xml:space="preserve">Este apartado se llena conforme va avanzando el proyecto, si alguna no requirió cambios, aun </w:t>
+      </w:r>
+      <w:proofErr w:type="gramStart"/>
+      <w:r>
+        <w:rPr>
+          <w:rFonts w:ascii="Montserrat Medium" w:eastAsia="Montserrat Medium" w:hAnsi="Montserrat Medium" w:cs="Montserrat Medium"/>
+          <w:i/>
+          <w:iCs/>
+          <w:color w:val="FF0000"/>
+          <w:sz w:val="20"/>
+          <w:szCs w:val="20"/>
+        </w:rPr>
+        <w:t>así</w:t>
+      </w:r>
+      <w:proofErr w:type="gramEnd"/>
+      <w:r>
+        <w:rPr>
+          <w:rFonts w:ascii="Montserrat Medium" w:eastAsia="Montserrat Medium" w:hAnsi="Montserrat Medium" w:cs="Montserrat Medium"/>
+          <w:i/>
+          <w:iCs/>
+          <w:color w:val="FF0000"/>
+          <w:sz w:val="20"/>
+          <w:szCs w:val="20"/>
+        </w:rPr>
+        <w:t xml:space="preserve"> se llenan los apartados. Si no aplico alguna se remueve de la tabla.</w:t>
       </w:r>
     </w:p>
     <w:p>
@@ -12010,7 +12340,31 @@
                 <w:sz w:val="20"/>
                 <w:szCs w:val="20"/>
               </w:rPr>
-              <w:t xml:space="preserve">Versión 2 del Plan estratégico de pruebas con cambios en los punto </w:t>
+              <w:t xml:space="preserve">Versión 2 del Plan estratégico de pruebas con cambios en </w:t>
+            </w:r>
+            <w:proofErr w:type="gramStart"/>
+            <w:r>
+              <w:rPr>
+                <w:rFonts w:ascii="Montserrat Medium" w:eastAsia="Montserrat Medium" w:hAnsi="Montserrat Medium" w:cs="Montserrat Medium"/>
+                <w:i/>
+                <w:iCs/>
+                <w:color w:val="FF0000"/>
+                <w:sz w:val="20"/>
+                <w:szCs w:val="20"/>
+              </w:rPr>
+              <w:t>los punto</w:t>
+            </w:r>
+            <w:proofErr w:type="gramEnd"/>
+            <w:r>
+              <w:rPr>
+                <w:rFonts w:ascii="Montserrat Medium" w:eastAsia="Montserrat Medium" w:hAnsi="Montserrat Medium" w:cs="Montserrat Medium"/>
+                <w:i/>
+                <w:iCs/>
+                <w:color w:val="FF0000"/>
+                <w:sz w:val="20"/>
+                <w:szCs w:val="20"/>
+              </w:rPr>
+              <w:t xml:space="preserve"> </w:t>
             </w:r>
           </w:p>
         </w:tc>

--- a/resources/pep_templates/pep_template.docx
+++ b/resources/pep_templates/pep_template.docx
@@ -22,7 +22,7 @@
           <w:noProof/>
         </w:rPr>
         <mc:AlternateContent>
-          <mc:Choice Requires="wpg">
+          <mc:Choice Requires="wps">
             <w:drawing>
               <wp:anchor distT="0" distB="0" distL="0" distR="0" simplePos="0" relativeHeight="251658240" behindDoc="1" locked="0" layoutInCell="1" hidden="0" allowOverlap="1" wp14:anchorId="1AC66E2A" wp14:editId="497D096A">
                 <wp:simplePos x="0" y="0"/>
@@ -85,47 +85,23 @@
               </wp:anchor>
             </w:drawing>
           </mc:Choice>
-          <mc:Fallback xmlns:cr="http://schemas.microsoft.com/office/comments/2020/reactions" xmlns="http://schemas.microsoft.com/office/tasks/2019/documenttasks" xmlns:dgm="http://schemas.openxmlformats.org/drawingml/2006/diagram" xmlns:lc="http://schemas.openxmlformats.org/drawingml/2006/lockedCanvas" xmlns:c="http://schemas.openxmlformats.org/drawingml/2006/chart" xmlns:pic="http://schemas.openxmlformats.org/drawingml/2006/picture" xmlns:a="http://schemas.openxmlformats.org/drawingml/2006/main" xmlns:sl="http://schemas.openxmlformats.org/schemaLibrary/2006/main">
-            <w:drawing>
-              <wp:anchor allowOverlap="1" behindDoc="1" distB="0" distT="0" distL="0" distR="0" hidden="0" layoutInCell="1" locked="0" relativeHeight="0" simplePos="0">
-                <wp:simplePos x="0" y="0"/>
-                <wp:positionH relativeFrom="column">
-                  <wp:posOffset>-469899</wp:posOffset>
-                </wp:positionH>
-                <wp:positionV relativeFrom="paragraph">
-                  <wp:posOffset>-698499</wp:posOffset>
-                </wp:positionV>
-                <wp:extent cx="2719070" cy="10046970"/>
-                <wp:effectExtent b="0" l="0" r="0" t="0"/>
-                <wp:wrapNone/>
-                <wp:docPr id="2" name="image12.png"/>
-                <a:graphic>
-                  <a:graphicData uri="http://schemas.openxmlformats.org/drawingml/2006/picture">
-                    <pic:pic>
-                      <pic:nvPicPr>
-                        <pic:cNvPr id="0" name="image12.png"/>
-                        <pic:cNvPicPr preferRelativeResize="0"/>
-                      </pic:nvPicPr>
-                      <pic:blipFill>
-                        <a:blip r:embed="rId7"/>
-                        <a:srcRect/>
-                        <a:stretch>
-                          <a:fillRect/>
-                        </a:stretch>
-                      </pic:blipFill>
-                      <pic:spPr>
-                        <a:xfrm>
-                          <a:off x="0" y="0"/>
-                          <a:ext cx="2719070" cy="10046970"/>
-                        </a:xfrm>
-                        <a:prstGeom prst="rect"/>
-                        <a:ln/>
-                      </pic:spPr>
-                    </pic:pic>
-                  </a:graphicData>
-                </a:graphic>
-              </wp:anchor>
-            </w:drawing>
+          <mc:Fallback>
+            <w:pict>
+              <v:rect w14:anchorId="1AC66E2A" id="Rectángulo 2" o:spid="_x0000_s1026" style="position:absolute;margin-left:-37pt;margin-top:-55pt;width:214.1pt;height:791.1pt;z-index:-251658240;visibility:visible;mso-wrap-style:square;mso-wrap-distance-left:0;mso-wrap-distance-top:0;mso-wrap-distance-right:0;mso-wrap-distance-bottom:0;mso-position-horizontal:absolute;mso-position-horizontal-relative:text;mso-position-vertical:absolute;mso-position-vertical-relative:text;v-text-anchor:middle" o:gfxdata="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" fillcolor="#803fe0" stroked="f">
+                <v:fill color2="#e74949" colors="0 #803fe0;33422f #6200d1;1 #e74949" focus="100%" type="gradient">
+                  <o:fill v:ext="view" type="gradientUnscaled"/>
+                </v:fill>
+                <v:textbox inset="2.53958mm,2.53958mm,2.53958mm,2.53958mm">
+                  <w:txbxContent>
+                    <w:p>
+                      <w:pPr>
+                        <w:textDirection w:val="btLr"/>
+                      </w:pPr>
+                    </w:p>
+                  </w:txbxContent>
+                </v:textbox>
+              </v:rect>
+            </w:pict>
           </mc:Fallback>
         </mc:AlternateContent>
       </w:r>
@@ -155,7 +131,7 @@
                     <pic:cNvPicPr preferRelativeResize="0"/>
                   </pic:nvPicPr>
                   <pic:blipFill>
-                    <a:blip r:embed="rId8"/>
+                    <a:blip r:embed="rId7"/>
                     <a:srcRect/>
                     <a:stretch>
                       <a:fillRect/>
@@ -371,7 +347,6 @@
                         </w:rPr>
                         <w:t>**</w:t>
                       </w:r>
-                      <w:proofErr w:type="spellStart"/>
                       <w:r>
                         <w:rPr>
                           <w:rFonts w:ascii="Open Sans" w:eastAsia="Open Sans" w:hAnsi="Open Sans" w:cs="Open Sans"/>
@@ -392,7 +367,6 @@
                         </w:rPr>
                         <w:t>_T</w:t>
                       </w:r>
-                      <w:proofErr w:type="spellEnd"/>
                       <w:r>
                         <w:rPr>
                           <w:rFonts w:ascii="Arial" w:eastAsia="Arial" w:hAnsi="Arial" w:cs="Arial"/>
@@ -535,7 +509,7 @@
                     <pic:cNvPicPr preferRelativeResize="0"/>
                   </pic:nvPicPr>
                   <pic:blipFill>
-                    <a:blip r:embed="rId9"/>
+                    <a:blip r:embed="rId8"/>
                     <a:srcRect t="36220" r="3601" b="36844"/>
                     <a:stretch>
                       <a:fillRect/>
@@ -5454,7 +5428,7 @@
                     <pic:cNvPicPr preferRelativeResize="0"/>
                   </pic:nvPicPr>
                   <pic:blipFill>
-                    <a:blip r:embed="rId10"/>
+                    <a:blip r:embed="rId9"/>
                     <a:srcRect l="11628" t="5347" r="4817" b="10763"/>
                     <a:stretch>
                       <a:fillRect/>
@@ -8472,6 +8446,43 @@
         <w:jc w:val="both"/>
         <w:rPr>
           <w:rFonts w:ascii="Montserrat Medium" w:eastAsia="Montserrat Medium" w:hAnsi="Montserrat Medium" w:cs="Montserrat Medium"/>
+          <w:color w:val="595959"/>
+          <w:sz w:val="20"/>
+          <w:szCs w:val="20"/>
+        </w:rPr>
+      </w:pPr>
+      <w:r>
+        <w:rPr>
+          <w:rFonts w:ascii="Montserrat Medium" w:eastAsia="Montserrat Medium" w:hAnsi="Montserrat Medium" w:cs="Montserrat Medium"/>
+          <w:color w:val="595959"/>
+          <w:sz w:val="20"/>
+          <w:szCs w:val="20"/>
+        </w:rPr>
+        <w:t>En esta sección se detallan los insumos necesarios para la ejecución de las pruebas en cada una de las fases del proyecto. Es importante señalar que la falta o insuficiencia de dichos insumos representa un riesgo, el cual será documentado y gestionado en el apartado correspondiente.</w:t>
+      </w:r>
+    </w:p>
+    <w:p>
+      <w:pPr>
+        <w:tabs>
+          <w:tab w:val="left" w:pos="8434"/>
+        </w:tabs>
+        <w:jc w:val="both"/>
+        <w:rPr>
+          <w:rFonts w:ascii="Montserrat Medium" w:eastAsia="Montserrat Medium" w:hAnsi="Montserrat Medium" w:cs="Montserrat Medium"/>
+          <w:color w:val="595959"/>
+          <w:sz w:val="20"/>
+          <w:szCs w:val="20"/>
+        </w:rPr>
+      </w:pPr>
+    </w:p>
+    <w:p>
+      <w:pPr>
+        <w:tabs>
+          <w:tab w:val="left" w:pos="8434"/>
+        </w:tabs>
+        <w:jc w:val="both"/>
+        <w:rPr>
+          <w:rFonts w:ascii="Montserrat Medium" w:eastAsia="Montserrat Medium" w:hAnsi="Montserrat Medium" w:cs="Montserrat Medium"/>
           <w:i/>
           <w:iCs/>
           <w:color w:val="FF0000"/>
@@ -8482,12 +8493,49 @@
       <w:r>
         <w:rPr>
           <w:rFonts w:ascii="Montserrat Medium" w:eastAsia="Montserrat Medium" w:hAnsi="Montserrat Medium" w:cs="Montserrat Medium"/>
-          <w:color w:val="595959"/>
+          <w:i/>
+          <w:iCs/>
+          <w:color w:val="FF0000"/>
           <w:sz w:val="20"/>
           <w:szCs w:val="20"/>
         </w:rPr>
-        <w:t>En esta sección se detallan los insumos necesarios para la ejecución de las pruebas en cada una de las fases del proyecto. Es importante señalar que la falta o insuficiencia de dichos insumos representa un riesgo, el cual será documentado y gestionado en el apartado correspondiente.</w:t>
+        <w:t>**</w:t>
       </w:r>
+      <w:proofErr w:type="spellStart"/>
+      <w:r>
+        <w:rPr>
+          <w:rFonts w:ascii="Montserrat Medium" w:eastAsia="Montserrat Medium" w:hAnsi="Montserrat Medium" w:cs="Montserrat Medium"/>
+          <w:i/>
+          <w:iCs/>
+          <w:color w:val="FF0000"/>
+          <w:sz w:val="20"/>
+          <w:szCs w:val="20"/>
+        </w:rPr>
+        <w:t>Supply</w:t>
+      </w:r>
+      <w:r>
+        <w:rPr>
+          <w:rFonts w:ascii="Montserrat Medium" w:eastAsia="Montserrat Medium" w:hAnsi="Montserrat Medium" w:cs="Montserrat Medium"/>
+          <w:i/>
+          <w:iCs/>
+          <w:color w:val="FF0000"/>
+          <w:sz w:val="20"/>
+          <w:szCs w:val="20"/>
+        </w:rPr>
+        <w:t>_</w:t>
+      </w:r>
+      <w:r>
+        <w:rPr>
+          <w:rFonts w:ascii="Montserrat Medium" w:eastAsia="Montserrat Medium" w:hAnsi="Montserrat Medium" w:cs="Montserrat Medium"/>
+          <w:i/>
+          <w:iCs/>
+          <w:color w:val="FF0000"/>
+          <w:sz w:val="20"/>
+          <w:szCs w:val="20"/>
+        </w:rPr>
+        <w:t>Calculation</w:t>
+      </w:r>
+      <w:proofErr w:type="spellEnd"/>
     </w:p>
     <w:p>
       <w:pPr>
@@ -8502,1200 +8550,16 @@
           <w:szCs w:val="28"/>
         </w:rPr>
       </w:pPr>
+      <w:r>
+        <w:rPr>
+          <w:rFonts w:ascii="Montserrat Medium" w:eastAsia="Montserrat Medium" w:hAnsi="Montserrat Medium" w:cs="Montserrat Medium"/>
+          <w:color w:val="522582"/>
+          <w:sz w:val="28"/>
+          <w:szCs w:val="28"/>
+        </w:rPr>
+        <w:tab/>
+      </w:r>
     </w:p>
-    <w:tbl>
-      <w:tblPr>
-        <w:tblStyle w:val="a7"/>
-        <w:tblW w:w="10740" w:type="dxa"/>
-        <w:tblInd w:w="-3" w:type="dxa"/>
-        <w:tblBorders>
-          <w:top w:val="single" w:sz="8" w:space="0" w:color="000000"/>
-          <w:left w:val="single" w:sz="8" w:space="0" w:color="000000"/>
-          <w:bottom w:val="single" w:sz="8" w:space="0" w:color="000000"/>
-          <w:right w:val="single" w:sz="8" w:space="0" w:color="000000"/>
-          <w:insideH w:val="single" w:sz="8" w:space="0" w:color="000000"/>
-          <w:insideV w:val="single" w:sz="8" w:space="0" w:color="000000"/>
-        </w:tblBorders>
-        <w:tblLayout w:type="fixed"/>
-        <w:tblLook w:val="0600" w:firstRow="0" w:lastRow="0" w:firstColumn="0" w:lastColumn="0" w:noHBand="1" w:noVBand="1"/>
-      </w:tblPr>
-      <w:tblGrid>
-        <w:gridCol w:w="1290"/>
-        <w:gridCol w:w="2265"/>
-        <w:gridCol w:w="1635"/>
-        <w:gridCol w:w="1860"/>
-        <w:gridCol w:w="3690"/>
-      </w:tblGrid>
-      <w:tr>
-        <w:tc>
-          <w:tcPr>
-            <w:tcW w:w="1290" w:type="dxa"/>
-            <w:shd w:val="clear" w:color="auto" w:fill="6200D1"/>
-            <w:tcMar>
-              <w:top w:w="100" w:type="dxa"/>
-              <w:left w:w="100" w:type="dxa"/>
-              <w:bottom w:w="100" w:type="dxa"/>
-              <w:right w:w="100" w:type="dxa"/>
-            </w:tcMar>
-          </w:tcPr>
-          <w:p>
-            <w:pPr>
-              <w:widowControl w:val="0"/>
-              <w:jc w:val="center"/>
-              <w:rPr>
-                <w:rFonts w:ascii="Montserrat" w:eastAsia="Montserrat" w:hAnsi="Montserrat" w:cs="Montserrat"/>
-                <w:b/>
-                <w:bCs/>
-                <w:color w:val="FFFFFF"/>
-                <w:sz w:val="20"/>
-                <w:szCs w:val="20"/>
-              </w:rPr>
-            </w:pPr>
-            <w:r>
-              <w:rPr>
-                <w:rFonts w:ascii="Montserrat" w:eastAsia="Montserrat" w:hAnsi="Montserrat" w:cs="Montserrat"/>
-                <w:b/>
-                <w:bCs/>
-                <w:color w:val="FFFFFF"/>
-                <w:sz w:val="20"/>
-                <w:szCs w:val="20"/>
-              </w:rPr>
-              <w:t>Fase</w:t>
-            </w:r>
-          </w:p>
-        </w:tc>
-        <w:tc>
-          <w:tcPr>
-            <w:tcW w:w="2265" w:type="dxa"/>
-            <w:shd w:val="clear" w:color="auto" w:fill="6200D1"/>
-            <w:tcMar>
-              <w:top w:w="100" w:type="dxa"/>
-              <w:left w:w="100" w:type="dxa"/>
-              <w:bottom w:w="100" w:type="dxa"/>
-              <w:right w:w="100" w:type="dxa"/>
-            </w:tcMar>
-          </w:tcPr>
-          <w:p>
-            <w:pPr>
-              <w:widowControl w:val="0"/>
-              <w:jc w:val="center"/>
-              <w:rPr>
-                <w:rFonts w:ascii="Montserrat" w:eastAsia="Montserrat" w:hAnsi="Montserrat" w:cs="Montserrat"/>
-                <w:b/>
-                <w:bCs/>
-                <w:color w:val="FFFFFF"/>
-                <w:sz w:val="20"/>
-                <w:szCs w:val="20"/>
-              </w:rPr>
-            </w:pPr>
-            <w:r>
-              <w:rPr>
-                <w:rFonts w:ascii="Montserrat" w:eastAsia="Montserrat" w:hAnsi="Montserrat" w:cs="Montserrat"/>
-                <w:b/>
-                <w:bCs/>
-                <w:color w:val="FFFFFF"/>
-                <w:sz w:val="20"/>
-                <w:szCs w:val="20"/>
-              </w:rPr>
-              <w:t>Tipos de dato</w:t>
-            </w:r>
-          </w:p>
-        </w:tc>
-        <w:tc>
-          <w:tcPr>
-            <w:tcW w:w="1635" w:type="dxa"/>
-            <w:shd w:val="clear" w:color="auto" w:fill="6200D1"/>
-            <w:tcMar>
-              <w:top w:w="100" w:type="dxa"/>
-              <w:left w:w="100" w:type="dxa"/>
-              <w:bottom w:w="100" w:type="dxa"/>
-              <w:right w:w="100" w:type="dxa"/>
-            </w:tcMar>
-          </w:tcPr>
-          <w:p>
-            <w:pPr>
-              <w:widowControl w:val="0"/>
-              <w:jc w:val="center"/>
-              <w:rPr>
-                <w:rFonts w:ascii="Montserrat" w:eastAsia="Montserrat" w:hAnsi="Montserrat" w:cs="Montserrat"/>
-                <w:b/>
-                <w:bCs/>
-                <w:color w:val="FFFFFF"/>
-                <w:sz w:val="20"/>
-                <w:szCs w:val="20"/>
-              </w:rPr>
-            </w:pPr>
-            <w:r>
-              <w:rPr>
-                <w:rFonts w:ascii="Montserrat" w:eastAsia="Montserrat" w:hAnsi="Montserrat" w:cs="Montserrat"/>
-                <w:b/>
-                <w:bCs/>
-                <w:color w:val="FFFFFF"/>
-                <w:sz w:val="20"/>
-                <w:szCs w:val="20"/>
-              </w:rPr>
-              <w:t>Entorno</w:t>
-            </w:r>
-          </w:p>
-          <w:p>
-            <w:pPr>
-              <w:widowControl w:val="0"/>
-              <w:jc w:val="center"/>
-              <w:rPr>
-                <w:rFonts w:ascii="Montserrat" w:eastAsia="Montserrat" w:hAnsi="Montserrat" w:cs="Montserrat"/>
-                <w:b/>
-                <w:bCs/>
-                <w:color w:val="FFFFFF"/>
-                <w:sz w:val="20"/>
-                <w:szCs w:val="20"/>
-              </w:rPr>
-            </w:pPr>
-          </w:p>
-        </w:tc>
-        <w:tc>
-          <w:tcPr>
-            <w:tcW w:w="1860" w:type="dxa"/>
-            <w:shd w:val="clear" w:color="auto" w:fill="6200D1"/>
-            <w:tcMar>
-              <w:top w:w="100" w:type="dxa"/>
-              <w:left w:w="100" w:type="dxa"/>
-              <w:bottom w:w="100" w:type="dxa"/>
-              <w:right w:w="100" w:type="dxa"/>
-            </w:tcMar>
-          </w:tcPr>
-          <w:p>
-            <w:pPr>
-              <w:widowControl w:val="0"/>
-              <w:ind w:hanging="141"/>
-              <w:jc w:val="center"/>
-              <w:rPr>
-                <w:rFonts w:ascii="Montserrat" w:eastAsia="Montserrat" w:hAnsi="Montserrat" w:cs="Montserrat"/>
-                <w:b/>
-                <w:bCs/>
-                <w:color w:val="FFFFFF"/>
-                <w:sz w:val="20"/>
-                <w:szCs w:val="20"/>
-              </w:rPr>
-            </w:pPr>
-            <w:r>
-              <w:rPr>
-                <w:rFonts w:ascii="Montserrat" w:eastAsia="Montserrat" w:hAnsi="Montserrat" w:cs="Montserrat"/>
-                <w:b/>
-                <w:bCs/>
-                <w:color w:val="FFFFFF"/>
-                <w:sz w:val="20"/>
-                <w:szCs w:val="20"/>
-              </w:rPr>
-              <w:t>Cantidad</w:t>
-            </w:r>
-          </w:p>
-        </w:tc>
-        <w:tc>
-          <w:tcPr>
-            <w:tcW w:w="3690" w:type="dxa"/>
-            <w:shd w:val="clear" w:color="auto" w:fill="6200D1"/>
-            <w:tcMar>
-              <w:top w:w="100" w:type="dxa"/>
-              <w:left w:w="100" w:type="dxa"/>
-              <w:bottom w:w="100" w:type="dxa"/>
-              <w:right w:w="100" w:type="dxa"/>
-            </w:tcMar>
-          </w:tcPr>
-          <w:p>
-            <w:pPr>
-              <w:widowControl w:val="0"/>
-              <w:ind w:right="404"/>
-              <w:jc w:val="center"/>
-              <w:rPr>
-                <w:rFonts w:ascii="Montserrat" w:eastAsia="Montserrat" w:hAnsi="Montserrat" w:cs="Montserrat"/>
-                <w:b/>
-                <w:bCs/>
-                <w:color w:val="FFFFFF"/>
-                <w:sz w:val="20"/>
-                <w:szCs w:val="20"/>
-              </w:rPr>
-            </w:pPr>
-            <w:r>
-              <w:rPr>
-                <w:rFonts w:ascii="Montserrat" w:eastAsia="Montserrat" w:hAnsi="Montserrat" w:cs="Montserrat"/>
-                <w:b/>
-                <w:bCs/>
-                <w:color w:val="FFFFFF"/>
-                <w:sz w:val="20"/>
-                <w:szCs w:val="20"/>
-              </w:rPr>
-              <w:t>Escenario</w:t>
-            </w:r>
-          </w:p>
-        </w:tc>
-      </w:tr>
-      <w:tr>
-        <w:trPr>
-          <w:trHeight w:val="945"/>
-        </w:trPr>
-        <w:tc>
-          <w:tcPr>
-            <w:tcW w:w="1290" w:type="dxa"/>
-            <w:tcMar>
-              <w:top w:w="100" w:type="dxa"/>
-              <w:left w:w="100" w:type="dxa"/>
-              <w:bottom w:w="100" w:type="dxa"/>
-              <w:right w:w="100" w:type="dxa"/>
-            </w:tcMar>
-          </w:tcPr>
-          <w:p>
-            <w:pPr>
-              <w:widowControl w:val="0"/>
-              <w:rPr>
-                <w:rFonts w:ascii="Montserrat Medium" w:eastAsia="Montserrat Medium" w:hAnsi="Montserrat Medium" w:cs="Montserrat Medium"/>
-                <w:i/>
-                <w:iCs/>
-                <w:color w:val="FF0000"/>
-                <w:sz w:val="20"/>
-                <w:szCs w:val="20"/>
-              </w:rPr>
-            </w:pPr>
-            <w:r>
-              <w:rPr>
-                <w:rFonts w:ascii="Montserrat Medium" w:eastAsia="Montserrat Medium" w:hAnsi="Montserrat Medium" w:cs="Montserrat Medium"/>
-                <w:i/>
-                <w:iCs/>
-                <w:color w:val="FF0000"/>
-                <w:sz w:val="20"/>
-                <w:szCs w:val="20"/>
-              </w:rPr>
-              <w:t>TS #1</w:t>
-            </w:r>
-          </w:p>
-        </w:tc>
-        <w:tc>
-          <w:tcPr>
-            <w:tcW w:w="2265" w:type="dxa"/>
-            <w:tcMar>
-              <w:top w:w="100" w:type="dxa"/>
-              <w:left w:w="100" w:type="dxa"/>
-              <w:bottom w:w="100" w:type="dxa"/>
-              <w:right w:w="100" w:type="dxa"/>
-            </w:tcMar>
-          </w:tcPr>
-          <w:p>
-            <w:pPr>
-              <w:widowControl w:val="0"/>
-              <w:rPr>
-                <w:rFonts w:ascii="Montserrat Medium" w:eastAsia="Montserrat Medium" w:hAnsi="Montserrat Medium" w:cs="Montserrat Medium"/>
-                <w:i/>
-                <w:iCs/>
-                <w:color w:val="FF0000"/>
-                <w:sz w:val="20"/>
-                <w:szCs w:val="20"/>
-              </w:rPr>
-            </w:pPr>
-            <w:r>
-              <w:rPr>
-                <w:rFonts w:ascii="Montserrat Medium" w:eastAsia="Montserrat Medium" w:hAnsi="Montserrat Medium" w:cs="Montserrat Medium"/>
-                <w:i/>
-                <w:iCs/>
-                <w:color w:val="FF0000"/>
-                <w:sz w:val="20"/>
-                <w:szCs w:val="20"/>
-              </w:rPr>
-              <w:t>Excel</w:t>
-            </w:r>
-          </w:p>
-          <w:p>
-            <w:pPr>
-              <w:widowControl w:val="0"/>
-              <w:rPr>
-                <w:rFonts w:ascii="Montserrat Medium" w:eastAsia="Montserrat Medium" w:hAnsi="Montserrat Medium" w:cs="Montserrat Medium"/>
-                <w:i/>
-                <w:iCs/>
-                <w:color w:val="FF0000"/>
-                <w:sz w:val="20"/>
-                <w:szCs w:val="20"/>
-              </w:rPr>
-            </w:pPr>
-            <w:r>
-              <w:rPr>
-                <w:rFonts w:ascii="Montserrat Medium" w:eastAsia="Montserrat Medium" w:hAnsi="Montserrat Medium" w:cs="Montserrat Medium"/>
-                <w:i/>
-                <w:iCs/>
-                <w:color w:val="FF0000"/>
-                <w:sz w:val="20"/>
-                <w:szCs w:val="20"/>
-              </w:rPr>
-              <w:t>/PDF</w:t>
-            </w:r>
-          </w:p>
-          <w:p>
-            <w:pPr>
-              <w:widowControl w:val="0"/>
-              <w:rPr>
-                <w:rFonts w:ascii="Montserrat Medium" w:eastAsia="Montserrat Medium" w:hAnsi="Montserrat Medium" w:cs="Montserrat Medium"/>
-                <w:i/>
-                <w:iCs/>
-                <w:color w:val="FF0000"/>
-                <w:sz w:val="20"/>
-                <w:szCs w:val="20"/>
-              </w:rPr>
-            </w:pPr>
-            <w:r>
-              <w:rPr>
-                <w:rFonts w:ascii="Montserrat Medium" w:eastAsia="Montserrat Medium" w:hAnsi="Montserrat Medium" w:cs="Montserrat Medium"/>
-                <w:i/>
-                <w:iCs/>
-                <w:color w:val="FF0000"/>
-                <w:sz w:val="20"/>
-                <w:szCs w:val="20"/>
-              </w:rPr>
-              <w:t>/Imagen</w:t>
-            </w:r>
-          </w:p>
-        </w:tc>
-        <w:tc>
-          <w:tcPr>
-            <w:tcW w:w="1635" w:type="dxa"/>
-            <w:tcMar>
-              <w:top w:w="100" w:type="dxa"/>
-              <w:left w:w="100" w:type="dxa"/>
-              <w:bottom w:w="100" w:type="dxa"/>
-              <w:right w:w="100" w:type="dxa"/>
-            </w:tcMar>
-          </w:tcPr>
-          <w:p>
-            <w:pPr>
-              <w:widowControl w:val="0"/>
-              <w:rPr>
-                <w:rFonts w:ascii="Montserrat Medium" w:eastAsia="Montserrat Medium" w:hAnsi="Montserrat Medium" w:cs="Montserrat Medium"/>
-                <w:i/>
-                <w:iCs/>
-                <w:color w:val="FF0000"/>
-                <w:sz w:val="20"/>
-                <w:szCs w:val="20"/>
-              </w:rPr>
-            </w:pPr>
-            <w:r>
-              <w:rPr>
-                <w:rFonts w:ascii="Montserrat Medium" w:eastAsia="Montserrat Medium" w:hAnsi="Montserrat Medium" w:cs="Montserrat Medium"/>
-                <w:i/>
-                <w:iCs/>
-                <w:color w:val="FF0000"/>
-                <w:sz w:val="20"/>
-                <w:szCs w:val="20"/>
-              </w:rPr>
-              <w:t>QA/PROD</w:t>
-            </w:r>
-          </w:p>
-        </w:tc>
-        <w:tc>
-          <w:tcPr>
-            <w:tcW w:w="1860" w:type="dxa"/>
-            <w:tcMar>
-              <w:top w:w="100" w:type="dxa"/>
-              <w:left w:w="100" w:type="dxa"/>
-              <w:bottom w:w="100" w:type="dxa"/>
-              <w:right w:w="100" w:type="dxa"/>
-            </w:tcMar>
-          </w:tcPr>
-          <w:p>
-            <w:pPr>
-              <w:widowControl w:val="0"/>
-              <w:rPr>
-                <w:rFonts w:ascii="Montserrat Medium" w:eastAsia="Montserrat Medium" w:hAnsi="Montserrat Medium" w:cs="Montserrat Medium"/>
-                <w:i/>
-                <w:iCs/>
-                <w:color w:val="FF0000"/>
-                <w:sz w:val="20"/>
-                <w:szCs w:val="20"/>
-              </w:rPr>
-            </w:pPr>
-            <w:r>
-              <w:rPr>
-                <w:rFonts w:ascii="Montserrat Medium" w:eastAsia="Montserrat Medium" w:hAnsi="Montserrat Medium" w:cs="Montserrat Medium"/>
-                <w:i/>
-                <w:iCs/>
-                <w:color w:val="FF0000"/>
-                <w:sz w:val="20"/>
-                <w:szCs w:val="20"/>
-              </w:rPr>
-              <w:t>1</w:t>
-            </w:r>
-          </w:p>
-          <w:p>
-            <w:pPr>
-              <w:widowControl w:val="0"/>
-              <w:rPr>
-                <w:rFonts w:ascii="Montserrat Medium" w:eastAsia="Montserrat Medium" w:hAnsi="Montserrat Medium" w:cs="Montserrat Medium"/>
-                <w:i/>
-                <w:iCs/>
-                <w:color w:val="FF0000"/>
-                <w:sz w:val="20"/>
-                <w:szCs w:val="20"/>
-              </w:rPr>
-            </w:pPr>
-            <w:r>
-              <w:rPr>
-                <w:rFonts w:ascii="Montserrat Medium" w:eastAsia="Montserrat Medium" w:hAnsi="Montserrat Medium" w:cs="Montserrat Medium"/>
-                <w:i/>
-                <w:iCs/>
-                <w:color w:val="FF0000"/>
-                <w:sz w:val="20"/>
-                <w:szCs w:val="20"/>
-              </w:rPr>
-              <w:t>30</w:t>
-            </w:r>
-          </w:p>
-          <w:p>
-            <w:pPr>
-              <w:widowControl w:val="0"/>
-              <w:rPr>
-                <w:rFonts w:ascii="Montserrat Medium" w:eastAsia="Montserrat Medium" w:hAnsi="Montserrat Medium" w:cs="Montserrat Medium"/>
-                <w:i/>
-                <w:iCs/>
-                <w:color w:val="FF0000"/>
-                <w:sz w:val="20"/>
-                <w:szCs w:val="20"/>
-              </w:rPr>
-            </w:pPr>
-            <w:r>
-              <w:rPr>
-                <w:rFonts w:ascii="Montserrat Medium" w:eastAsia="Montserrat Medium" w:hAnsi="Montserrat Medium" w:cs="Montserrat Medium"/>
-                <w:i/>
-                <w:iCs/>
-                <w:color w:val="FF0000"/>
-                <w:sz w:val="20"/>
-                <w:szCs w:val="20"/>
-              </w:rPr>
-              <w:t>50</w:t>
-            </w:r>
-          </w:p>
-        </w:tc>
-        <w:tc>
-          <w:tcPr>
-            <w:tcW w:w="3690" w:type="dxa"/>
-            <w:tcMar>
-              <w:top w:w="100" w:type="dxa"/>
-              <w:left w:w="100" w:type="dxa"/>
-              <w:bottom w:w="100" w:type="dxa"/>
-              <w:right w:w="100" w:type="dxa"/>
-            </w:tcMar>
-          </w:tcPr>
-          <w:p>
-            <w:pPr>
-              <w:widowControl w:val="0"/>
-              <w:rPr>
-                <w:rFonts w:ascii="Montserrat Medium" w:eastAsia="Montserrat Medium" w:hAnsi="Montserrat Medium" w:cs="Montserrat Medium"/>
-                <w:i/>
-                <w:iCs/>
-                <w:color w:val="FF0000"/>
-                <w:sz w:val="20"/>
-                <w:szCs w:val="20"/>
-              </w:rPr>
-            </w:pPr>
-            <w:r>
-              <w:rPr>
-                <w:rFonts w:ascii="Montserrat Medium" w:eastAsia="Montserrat Medium" w:hAnsi="Montserrat Medium" w:cs="Montserrat Medium"/>
-                <w:i/>
-                <w:iCs/>
-                <w:color w:val="FF0000"/>
-                <w:sz w:val="20"/>
-                <w:szCs w:val="20"/>
-              </w:rPr>
-              <w:t>Flujo asociado</w:t>
-            </w:r>
-          </w:p>
-          <w:p>
-            <w:pPr>
-              <w:widowControl w:val="0"/>
-              <w:rPr>
-                <w:rFonts w:ascii="Montserrat Medium" w:eastAsia="Montserrat Medium" w:hAnsi="Montserrat Medium" w:cs="Montserrat Medium"/>
-                <w:i/>
-                <w:iCs/>
-                <w:color w:val="FF0000"/>
-                <w:sz w:val="20"/>
-                <w:szCs w:val="20"/>
-              </w:rPr>
-            </w:pPr>
-            <w:r>
-              <w:rPr>
-                <w:rFonts w:ascii="Montserrat Medium" w:eastAsia="Montserrat Medium" w:hAnsi="Montserrat Medium" w:cs="Montserrat Medium"/>
-                <w:i/>
-                <w:iCs/>
-                <w:color w:val="FF0000"/>
-                <w:sz w:val="20"/>
-                <w:szCs w:val="20"/>
-              </w:rPr>
-              <w:t>/Happy Path</w:t>
-            </w:r>
-          </w:p>
-          <w:p>
-            <w:pPr>
-              <w:widowControl w:val="0"/>
-              <w:rPr>
-                <w:rFonts w:ascii="Montserrat Medium" w:eastAsia="Montserrat Medium" w:hAnsi="Montserrat Medium" w:cs="Montserrat Medium"/>
-                <w:i/>
-                <w:iCs/>
-                <w:color w:val="FF0000"/>
-                <w:sz w:val="20"/>
-                <w:szCs w:val="20"/>
-              </w:rPr>
-            </w:pPr>
-            <w:r>
-              <w:rPr>
-                <w:rFonts w:ascii="Montserrat Medium" w:eastAsia="Montserrat Medium" w:hAnsi="Montserrat Medium" w:cs="Montserrat Medium"/>
-                <w:i/>
-                <w:iCs/>
-                <w:color w:val="FF0000"/>
-                <w:sz w:val="20"/>
-                <w:szCs w:val="20"/>
-              </w:rPr>
-              <w:t>/Excepciones</w:t>
-            </w:r>
-          </w:p>
-        </w:tc>
-      </w:tr>
-      <w:tr>
-        <w:tc>
-          <w:tcPr>
-            <w:tcW w:w="1290" w:type="dxa"/>
-            <w:tcMar>
-              <w:top w:w="100" w:type="dxa"/>
-              <w:left w:w="100" w:type="dxa"/>
-              <w:bottom w:w="100" w:type="dxa"/>
-              <w:right w:w="100" w:type="dxa"/>
-            </w:tcMar>
-          </w:tcPr>
-          <w:p>
-            <w:pPr>
-              <w:widowControl w:val="0"/>
-              <w:rPr>
-                <w:rFonts w:ascii="Montserrat Medium" w:eastAsia="Montserrat Medium" w:hAnsi="Montserrat Medium" w:cs="Montserrat Medium"/>
-                <w:i/>
-                <w:iCs/>
-                <w:color w:val="FF0000"/>
-                <w:sz w:val="20"/>
-                <w:szCs w:val="20"/>
-              </w:rPr>
-            </w:pPr>
-            <w:r>
-              <w:rPr>
-                <w:rFonts w:ascii="Montserrat Medium" w:eastAsia="Montserrat Medium" w:hAnsi="Montserrat Medium" w:cs="Montserrat Medium"/>
-                <w:i/>
-                <w:iCs/>
-                <w:color w:val="FF0000"/>
-                <w:sz w:val="20"/>
-                <w:szCs w:val="20"/>
-              </w:rPr>
-              <w:t>TS #2</w:t>
-            </w:r>
-          </w:p>
-        </w:tc>
-        <w:tc>
-          <w:tcPr>
-            <w:tcW w:w="2265" w:type="dxa"/>
-            <w:tcMar>
-              <w:top w:w="100" w:type="dxa"/>
-              <w:left w:w="100" w:type="dxa"/>
-              <w:bottom w:w="100" w:type="dxa"/>
-              <w:right w:w="100" w:type="dxa"/>
-            </w:tcMar>
-          </w:tcPr>
-          <w:p>
-            <w:pPr>
-              <w:widowControl w:val="0"/>
-              <w:rPr>
-                <w:rFonts w:ascii="Montserrat Medium" w:eastAsia="Montserrat Medium" w:hAnsi="Montserrat Medium" w:cs="Montserrat Medium"/>
-                <w:i/>
-                <w:iCs/>
-                <w:color w:val="FF0000"/>
-                <w:sz w:val="20"/>
-                <w:szCs w:val="20"/>
-              </w:rPr>
-            </w:pPr>
-            <w:r>
-              <w:rPr>
-                <w:rFonts w:ascii="Montserrat Medium" w:eastAsia="Montserrat Medium" w:hAnsi="Montserrat Medium" w:cs="Montserrat Medium"/>
-                <w:i/>
-                <w:iCs/>
-                <w:color w:val="FF0000"/>
-                <w:sz w:val="20"/>
-                <w:szCs w:val="20"/>
-              </w:rPr>
-              <w:t>Excel</w:t>
-            </w:r>
-          </w:p>
-          <w:p>
-            <w:pPr>
-              <w:widowControl w:val="0"/>
-              <w:rPr>
-                <w:rFonts w:ascii="Montserrat Medium" w:eastAsia="Montserrat Medium" w:hAnsi="Montserrat Medium" w:cs="Montserrat Medium"/>
-                <w:i/>
-                <w:iCs/>
-                <w:color w:val="FF0000"/>
-                <w:sz w:val="20"/>
-                <w:szCs w:val="20"/>
-              </w:rPr>
-            </w:pPr>
-            <w:r>
-              <w:rPr>
-                <w:rFonts w:ascii="Montserrat Medium" w:eastAsia="Montserrat Medium" w:hAnsi="Montserrat Medium" w:cs="Montserrat Medium"/>
-                <w:i/>
-                <w:iCs/>
-                <w:color w:val="FF0000"/>
-                <w:sz w:val="20"/>
-                <w:szCs w:val="20"/>
-              </w:rPr>
-              <w:t>/PDF</w:t>
-            </w:r>
-          </w:p>
-          <w:p>
-            <w:pPr>
-              <w:widowControl w:val="0"/>
-              <w:rPr>
-                <w:rFonts w:ascii="Montserrat Medium" w:eastAsia="Montserrat Medium" w:hAnsi="Montserrat Medium" w:cs="Montserrat Medium"/>
-                <w:i/>
-                <w:iCs/>
-                <w:color w:val="FF0000"/>
-                <w:sz w:val="20"/>
-                <w:szCs w:val="20"/>
-              </w:rPr>
-            </w:pPr>
-            <w:r>
-              <w:rPr>
-                <w:rFonts w:ascii="Montserrat Medium" w:eastAsia="Montserrat Medium" w:hAnsi="Montserrat Medium" w:cs="Montserrat Medium"/>
-                <w:i/>
-                <w:iCs/>
-                <w:color w:val="FF0000"/>
-                <w:sz w:val="20"/>
-                <w:szCs w:val="20"/>
-              </w:rPr>
-              <w:t>/Imagen</w:t>
-            </w:r>
-          </w:p>
-        </w:tc>
-        <w:tc>
-          <w:tcPr>
-            <w:tcW w:w="1635" w:type="dxa"/>
-            <w:tcMar>
-              <w:top w:w="100" w:type="dxa"/>
-              <w:left w:w="100" w:type="dxa"/>
-              <w:bottom w:w="100" w:type="dxa"/>
-              <w:right w:w="100" w:type="dxa"/>
-            </w:tcMar>
-          </w:tcPr>
-          <w:p>
-            <w:pPr>
-              <w:widowControl w:val="0"/>
-              <w:rPr>
-                <w:rFonts w:ascii="Montserrat Medium" w:eastAsia="Montserrat Medium" w:hAnsi="Montserrat Medium" w:cs="Montserrat Medium"/>
-                <w:i/>
-                <w:iCs/>
-                <w:color w:val="FF0000"/>
-                <w:sz w:val="20"/>
-                <w:szCs w:val="20"/>
-              </w:rPr>
-            </w:pPr>
-            <w:r>
-              <w:rPr>
-                <w:rFonts w:ascii="Montserrat Medium" w:eastAsia="Montserrat Medium" w:hAnsi="Montserrat Medium" w:cs="Montserrat Medium"/>
-                <w:i/>
-                <w:iCs/>
-                <w:color w:val="FF0000"/>
-                <w:sz w:val="20"/>
-                <w:szCs w:val="20"/>
-              </w:rPr>
-              <w:t>QA/PROD</w:t>
-            </w:r>
-          </w:p>
-        </w:tc>
-        <w:tc>
-          <w:tcPr>
-            <w:tcW w:w="1860" w:type="dxa"/>
-            <w:tcMar>
-              <w:top w:w="100" w:type="dxa"/>
-              <w:left w:w="100" w:type="dxa"/>
-              <w:bottom w:w="100" w:type="dxa"/>
-              <w:right w:w="100" w:type="dxa"/>
-            </w:tcMar>
-          </w:tcPr>
-          <w:p>
-            <w:pPr>
-              <w:widowControl w:val="0"/>
-              <w:rPr>
-                <w:rFonts w:ascii="Montserrat Medium" w:eastAsia="Montserrat Medium" w:hAnsi="Montserrat Medium" w:cs="Montserrat Medium"/>
-                <w:i/>
-                <w:iCs/>
-                <w:color w:val="FF0000"/>
-                <w:sz w:val="20"/>
-                <w:szCs w:val="20"/>
-              </w:rPr>
-            </w:pPr>
-            <w:r>
-              <w:rPr>
-                <w:rFonts w:ascii="Montserrat Medium" w:eastAsia="Montserrat Medium" w:hAnsi="Montserrat Medium" w:cs="Montserrat Medium"/>
-                <w:i/>
-                <w:iCs/>
-                <w:color w:val="FF0000"/>
-                <w:sz w:val="20"/>
-                <w:szCs w:val="20"/>
-              </w:rPr>
-              <w:t>1</w:t>
-            </w:r>
-          </w:p>
-          <w:p>
-            <w:pPr>
-              <w:widowControl w:val="0"/>
-              <w:rPr>
-                <w:rFonts w:ascii="Montserrat Medium" w:eastAsia="Montserrat Medium" w:hAnsi="Montserrat Medium" w:cs="Montserrat Medium"/>
-                <w:i/>
-                <w:iCs/>
-                <w:color w:val="FF0000"/>
-                <w:sz w:val="20"/>
-                <w:szCs w:val="20"/>
-              </w:rPr>
-            </w:pPr>
-            <w:r>
-              <w:rPr>
-                <w:rFonts w:ascii="Montserrat Medium" w:eastAsia="Montserrat Medium" w:hAnsi="Montserrat Medium" w:cs="Montserrat Medium"/>
-                <w:i/>
-                <w:iCs/>
-                <w:color w:val="FF0000"/>
-                <w:sz w:val="20"/>
-                <w:szCs w:val="20"/>
-              </w:rPr>
-              <w:t>30</w:t>
-            </w:r>
-          </w:p>
-          <w:p>
-            <w:pPr>
-              <w:widowControl w:val="0"/>
-              <w:rPr>
-                <w:rFonts w:ascii="Montserrat Medium" w:eastAsia="Montserrat Medium" w:hAnsi="Montserrat Medium" w:cs="Montserrat Medium"/>
-                <w:i/>
-                <w:iCs/>
-                <w:color w:val="FF0000"/>
-                <w:sz w:val="20"/>
-                <w:szCs w:val="20"/>
-              </w:rPr>
-            </w:pPr>
-            <w:r>
-              <w:rPr>
-                <w:rFonts w:ascii="Montserrat Medium" w:eastAsia="Montserrat Medium" w:hAnsi="Montserrat Medium" w:cs="Montserrat Medium"/>
-                <w:i/>
-                <w:iCs/>
-                <w:color w:val="FF0000"/>
-                <w:sz w:val="20"/>
-                <w:szCs w:val="20"/>
-              </w:rPr>
-              <w:t>40</w:t>
-            </w:r>
-          </w:p>
-        </w:tc>
-        <w:tc>
-          <w:tcPr>
-            <w:tcW w:w="3690" w:type="dxa"/>
-            <w:tcMar>
-              <w:top w:w="100" w:type="dxa"/>
-              <w:left w:w="100" w:type="dxa"/>
-              <w:bottom w:w="100" w:type="dxa"/>
-              <w:right w:w="100" w:type="dxa"/>
-            </w:tcMar>
-          </w:tcPr>
-          <w:p>
-            <w:pPr>
-              <w:widowControl w:val="0"/>
-              <w:rPr>
-                <w:rFonts w:ascii="Montserrat Medium" w:eastAsia="Montserrat Medium" w:hAnsi="Montserrat Medium" w:cs="Montserrat Medium"/>
-                <w:i/>
-                <w:iCs/>
-                <w:color w:val="FF0000"/>
-                <w:sz w:val="20"/>
-                <w:szCs w:val="20"/>
-              </w:rPr>
-            </w:pPr>
-            <w:r>
-              <w:rPr>
-                <w:rFonts w:ascii="Montserrat Medium" w:eastAsia="Montserrat Medium" w:hAnsi="Montserrat Medium" w:cs="Montserrat Medium"/>
-                <w:i/>
-                <w:iCs/>
-                <w:color w:val="FF0000"/>
-                <w:sz w:val="20"/>
-                <w:szCs w:val="20"/>
-              </w:rPr>
-              <w:t>Flujo asociado</w:t>
-            </w:r>
-          </w:p>
-          <w:p>
-            <w:pPr>
-              <w:widowControl w:val="0"/>
-              <w:rPr>
-                <w:rFonts w:ascii="Montserrat Medium" w:eastAsia="Montserrat Medium" w:hAnsi="Montserrat Medium" w:cs="Montserrat Medium"/>
-                <w:i/>
-                <w:iCs/>
-                <w:color w:val="FF0000"/>
-                <w:sz w:val="20"/>
-                <w:szCs w:val="20"/>
-              </w:rPr>
-            </w:pPr>
-            <w:r>
-              <w:rPr>
-                <w:rFonts w:ascii="Montserrat Medium" w:eastAsia="Montserrat Medium" w:hAnsi="Montserrat Medium" w:cs="Montserrat Medium"/>
-                <w:i/>
-                <w:iCs/>
-                <w:color w:val="FF0000"/>
-                <w:sz w:val="20"/>
-                <w:szCs w:val="20"/>
-              </w:rPr>
-              <w:t>/Happy Path</w:t>
-            </w:r>
-          </w:p>
-          <w:p>
-            <w:pPr>
-              <w:widowControl w:val="0"/>
-              <w:rPr>
-                <w:rFonts w:ascii="Montserrat Medium" w:eastAsia="Montserrat Medium" w:hAnsi="Montserrat Medium" w:cs="Montserrat Medium"/>
-                <w:i/>
-                <w:iCs/>
-                <w:color w:val="FF0000"/>
-                <w:sz w:val="20"/>
-                <w:szCs w:val="20"/>
-              </w:rPr>
-            </w:pPr>
-            <w:r>
-              <w:rPr>
-                <w:rFonts w:ascii="Montserrat Medium" w:eastAsia="Montserrat Medium" w:hAnsi="Montserrat Medium" w:cs="Montserrat Medium"/>
-                <w:i/>
-                <w:iCs/>
-                <w:color w:val="FF0000"/>
-                <w:sz w:val="20"/>
-                <w:szCs w:val="20"/>
-              </w:rPr>
-              <w:t>/Excepciones</w:t>
-            </w:r>
-          </w:p>
-        </w:tc>
-      </w:tr>
-      <w:tr>
-        <w:tc>
-          <w:tcPr>
-            <w:tcW w:w="1290" w:type="dxa"/>
-            <w:tcMar>
-              <w:top w:w="100" w:type="dxa"/>
-              <w:left w:w="100" w:type="dxa"/>
-              <w:bottom w:w="100" w:type="dxa"/>
-              <w:right w:w="100" w:type="dxa"/>
-            </w:tcMar>
-          </w:tcPr>
-          <w:p>
-            <w:pPr>
-              <w:widowControl w:val="0"/>
-              <w:rPr>
-                <w:rFonts w:ascii="Montserrat Medium" w:eastAsia="Montserrat Medium" w:hAnsi="Montserrat Medium" w:cs="Montserrat Medium"/>
-                <w:i/>
-                <w:iCs/>
-                <w:color w:val="FF0000"/>
-                <w:sz w:val="20"/>
-                <w:szCs w:val="20"/>
-              </w:rPr>
-            </w:pPr>
-            <w:r>
-              <w:rPr>
-                <w:rFonts w:ascii="Montserrat Medium" w:eastAsia="Montserrat Medium" w:hAnsi="Montserrat Medium" w:cs="Montserrat Medium"/>
-                <w:i/>
-                <w:iCs/>
-                <w:color w:val="FF0000"/>
-                <w:sz w:val="20"/>
-                <w:szCs w:val="20"/>
-              </w:rPr>
-              <w:t>UAT</w:t>
-            </w:r>
-          </w:p>
-        </w:tc>
-        <w:tc>
-          <w:tcPr>
-            <w:tcW w:w="2265" w:type="dxa"/>
-            <w:tcMar>
-              <w:top w:w="100" w:type="dxa"/>
-              <w:left w:w="100" w:type="dxa"/>
-              <w:bottom w:w="100" w:type="dxa"/>
-              <w:right w:w="100" w:type="dxa"/>
-            </w:tcMar>
-          </w:tcPr>
-          <w:p>
-            <w:pPr>
-              <w:widowControl w:val="0"/>
-              <w:rPr>
-                <w:rFonts w:ascii="Montserrat Medium" w:eastAsia="Montserrat Medium" w:hAnsi="Montserrat Medium" w:cs="Montserrat Medium"/>
-                <w:i/>
-                <w:iCs/>
-                <w:color w:val="FF0000"/>
-                <w:sz w:val="20"/>
-                <w:szCs w:val="20"/>
-              </w:rPr>
-            </w:pPr>
-            <w:r>
-              <w:rPr>
-                <w:rFonts w:ascii="Montserrat Medium" w:eastAsia="Montserrat Medium" w:hAnsi="Montserrat Medium" w:cs="Montserrat Medium"/>
-                <w:i/>
-                <w:iCs/>
-                <w:color w:val="FF0000"/>
-                <w:sz w:val="20"/>
-                <w:szCs w:val="20"/>
-              </w:rPr>
-              <w:t>Excel</w:t>
-            </w:r>
-          </w:p>
-          <w:p>
-            <w:pPr>
-              <w:widowControl w:val="0"/>
-              <w:rPr>
-                <w:rFonts w:ascii="Montserrat Medium" w:eastAsia="Montserrat Medium" w:hAnsi="Montserrat Medium" w:cs="Montserrat Medium"/>
-                <w:i/>
-                <w:iCs/>
-                <w:color w:val="FF0000"/>
-                <w:sz w:val="20"/>
-                <w:szCs w:val="20"/>
-              </w:rPr>
-            </w:pPr>
-            <w:r>
-              <w:rPr>
-                <w:rFonts w:ascii="Montserrat Medium" w:eastAsia="Montserrat Medium" w:hAnsi="Montserrat Medium" w:cs="Montserrat Medium"/>
-                <w:i/>
-                <w:iCs/>
-                <w:color w:val="FF0000"/>
-                <w:sz w:val="20"/>
-                <w:szCs w:val="20"/>
-              </w:rPr>
-              <w:t>/PDF</w:t>
-            </w:r>
-          </w:p>
-          <w:p>
-            <w:pPr>
-              <w:widowControl w:val="0"/>
-              <w:rPr>
-                <w:rFonts w:ascii="Montserrat Medium" w:eastAsia="Montserrat Medium" w:hAnsi="Montserrat Medium" w:cs="Montserrat Medium"/>
-                <w:i/>
-                <w:iCs/>
-                <w:color w:val="FF0000"/>
-                <w:sz w:val="20"/>
-                <w:szCs w:val="20"/>
-              </w:rPr>
-            </w:pPr>
-            <w:r>
-              <w:rPr>
-                <w:rFonts w:ascii="Montserrat Medium" w:eastAsia="Montserrat Medium" w:hAnsi="Montserrat Medium" w:cs="Montserrat Medium"/>
-                <w:i/>
-                <w:iCs/>
-                <w:color w:val="FF0000"/>
-                <w:sz w:val="20"/>
-                <w:szCs w:val="20"/>
-              </w:rPr>
-              <w:t>/Imagen</w:t>
-            </w:r>
-          </w:p>
-        </w:tc>
-        <w:tc>
-          <w:tcPr>
-            <w:tcW w:w="1635" w:type="dxa"/>
-            <w:tcMar>
-              <w:top w:w="100" w:type="dxa"/>
-              <w:left w:w="100" w:type="dxa"/>
-              <w:bottom w:w="100" w:type="dxa"/>
-              <w:right w:w="100" w:type="dxa"/>
-            </w:tcMar>
-          </w:tcPr>
-          <w:p>
-            <w:pPr>
-              <w:widowControl w:val="0"/>
-              <w:rPr>
-                <w:rFonts w:ascii="Montserrat Medium" w:eastAsia="Montserrat Medium" w:hAnsi="Montserrat Medium" w:cs="Montserrat Medium"/>
-                <w:i/>
-                <w:iCs/>
-                <w:color w:val="FF0000"/>
-                <w:sz w:val="20"/>
-                <w:szCs w:val="20"/>
-              </w:rPr>
-            </w:pPr>
-            <w:r>
-              <w:rPr>
-                <w:rFonts w:ascii="Montserrat Medium" w:eastAsia="Montserrat Medium" w:hAnsi="Montserrat Medium" w:cs="Montserrat Medium"/>
-                <w:i/>
-                <w:iCs/>
-                <w:color w:val="FF0000"/>
-                <w:sz w:val="20"/>
-                <w:szCs w:val="20"/>
-              </w:rPr>
-              <w:t>QA/PROD</w:t>
-            </w:r>
-          </w:p>
-        </w:tc>
-        <w:tc>
-          <w:tcPr>
-            <w:tcW w:w="1860" w:type="dxa"/>
-            <w:tcMar>
-              <w:top w:w="100" w:type="dxa"/>
-              <w:left w:w="100" w:type="dxa"/>
-              <w:bottom w:w="100" w:type="dxa"/>
-              <w:right w:w="100" w:type="dxa"/>
-            </w:tcMar>
-          </w:tcPr>
-          <w:p>
-            <w:pPr>
-              <w:widowControl w:val="0"/>
-              <w:rPr>
-                <w:rFonts w:ascii="Montserrat Medium" w:eastAsia="Montserrat Medium" w:hAnsi="Montserrat Medium" w:cs="Montserrat Medium"/>
-                <w:i/>
-                <w:iCs/>
-                <w:color w:val="FF0000"/>
-                <w:sz w:val="20"/>
-                <w:szCs w:val="20"/>
-              </w:rPr>
-            </w:pPr>
-            <w:r>
-              <w:rPr>
-                <w:rFonts w:ascii="Montserrat Medium" w:eastAsia="Montserrat Medium" w:hAnsi="Montserrat Medium" w:cs="Montserrat Medium"/>
-                <w:i/>
-                <w:iCs/>
-                <w:color w:val="FF0000"/>
-                <w:sz w:val="20"/>
-                <w:szCs w:val="20"/>
-              </w:rPr>
-              <w:t>1</w:t>
-            </w:r>
-          </w:p>
-          <w:p>
-            <w:pPr>
-              <w:widowControl w:val="0"/>
-              <w:rPr>
-                <w:rFonts w:ascii="Montserrat Medium" w:eastAsia="Montserrat Medium" w:hAnsi="Montserrat Medium" w:cs="Montserrat Medium"/>
-                <w:i/>
-                <w:iCs/>
-                <w:color w:val="FF0000"/>
-                <w:sz w:val="20"/>
-                <w:szCs w:val="20"/>
-              </w:rPr>
-            </w:pPr>
-            <w:r>
-              <w:rPr>
-                <w:rFonts w:ascii="Montserrat Medium" w:eastAsia="Montserrat Medium" w:hAnsi="Montserrat Medium" w:cs="Montserrat Medium"/>
-                <w:i/>
-                <w:iCs/>
-                <w:color w:val="FF0000"/>
-                <w:sz w:val="20"/>
-                <w:szCs w:val="20"/>
-              </w:rPr>
-              <w:t>30</w:t>
-            </w:r>
-          </w:p>
-          <w:p>
-            <w:pPr>
-              <w:widowControl w:val="0"/>
-              <w:rPr>
-                <w:rFonts w:ascii="Montserrat Medium" w:eastAsia="Montserrat Medium" w:hAnsi="Montserrat Medium" w:cs="Montserrat Medium"/>
-                <w:i/>
-                <w:iCs/>
-                <w:color w:val="FF0000"/>
-                <w:sz w:val="20"/>
-                <w:szCs w:val="20"/>
-              </w:rPr>
-            </w:pPr>
-            <w:r>
-              <w:rPr>
-                <w:rFonts w:ascii="Montserrat Medium" w:eastAsia="Montserrat Medium" w:hAnsi="Montserrat Medium" w:cs="Montserrat Medium"/>
-                <w:i/>
-                <w:iCs/>
-                <w:color w:val="FF0000"/>
-                <w:sz w:val="20"/>
-                <w:szCs w:val="20"/>
-              </w:rPr>
-              <w:t>40</w:t>
-            </w:r>
-          </w:p>
-        </w:tc>
-        <w:tc>
-          <w:tcPr>
-            <w:tcW w:w="3690" w:type="dxa"/>
-            <w:tcMar>
-              <w:top w:w="100" w:type="dxa"/>
-              <w:left w:w="100" w:type="dxa"/>
-              <w:bottom w:w="100" w:type="dxa"/>
-              <w:right w:w="100" w:type="dxa"/>
-            </w:tcMar>
-          </w:tcPr>
-          <w:p>
-            <w:pPr>
-              <w:widowControl w:val="0"/>
-              <w:rPr>
-                <w:rFonts w:ascii="Montserrat Medium" w:eastAsia="Montserrat Medium" w:hAnsi="Montserrat Medium" w:cs="Montserrat Medium"/>
-                <w:i/>
-                <w:iCs/>
-                <w:color w:val="FF0000"/>
-                <w:sz w:val="20"/>
-                <w:szCs w:val="20"/>
-              </w:rPr>
-            </w:pPr>
-            <w:r>
-              <w:rPr>
-                <w:rFonts w:ascii="Montserrat Medium" w:eastAsia="Montserrat Medium" w:hAnsi="Montserrat Medium" w:cs="Montserrat Medium"/>
-                <w:i/>
-                <w:iCs/>
-                <w:color w:val="FF0000"/>
-                <w:sz w:val="20"/>
-                <w:szCs w:val="20"/>
-              </w:rPr>
-              <w:t>Flujo asociado</w:t>
-            </w:r>
-          </w:p>
-          <w:p>
-            <w:pPr>
-              <w:widowControl w:val="0"/>
-              <w:rPr>
-                <w:rFonts w:ascii="Montserrat Medium" w:eastAsia="Montserrat Medium" w:hAnsi="Montserrat Medium" w:cs="Montserrat Medium"/>
-                <w:i/>
-                <w:iCs/>
-                <w:color w:val="FF0000"/>
-                <w:sz w:val="20"/>
-                <w:szCs w:val="20"/>
-              </w:rPr>
-            </w:pPr>
-            <w:r>
-              <w:rPr>
-                <w:rFonts w:ascii="Montserrat Medium" w:eastAsia="Montserrat Medium" w:hAnsi="Montserrat Medium" w:cs="Montserrat Medium"/>
-                <w:i/>
-                <w:iCs/>
-                <w:color w:val="FF0000"/>
-                <w:sz w:val="20"/>
-                <w:szCs w:val="20"/>
-              </w:rPr>
-              <w:t>/Happy Path</w:t>
-            </w:r>
-          </w:p>
-          <w:p>
-            <w:pPr>
-              <w:widowControl w:val="0"/>
-              <w:rPr>
-                <w:rFonts w:ascii="Montserrat Medium" w:eastAsia="Montserrat Medium" w:hAnsi="Montserrat Medium" w:cs="Montserrat Medium"/>
-                <w:i/>
-                <w:iCs/>
-                <w:color w:val="FF0000"/>
-                <w:sz w:val="20"/>
-                <w:szCs w:val="20"/>
-              </w:rPr>
-            </w:pPr>
-            <w:r>
-              <w:rPr>
-                <w:rFonts w:ascii="Montserrat Medium" w:eastAsia="Montserrat Medium" w:hAnsi="Montserrat Medium" w:cs="Montserrat Medium"/>
-                <w:i/>
-                <w:iCs/>
-                <w:color w:val="FF0000"/>
-                <w:sz w:val="20"/>
-                <w:szCs w:val="20"/>
-              </w:rPr>
-              <w:t>/Excepciones</w:t>
-            </w:r>
-          </w:p>
-        </w:tc>
-      </w:tr>
-    </w:tbl>
     <w:p>
       <w:pPr>
         <w:pStyle w:val="Ttulo1"/>
@@ -9871,7 +8735,6 @@
                 <w:sz w:val="20"/>
                 <w:szCs w:val="20"/>
               </w:rPr>
-              <w:lastRenderedPageBreak/>
               <w:t>Nombre</w:t>
             </w:r>
           </w:p>
@@ -10295,6 +9158,7 @@
                 <w:sz w:val="20"/>
                 <w:szCs w:val="20"/>
               </w:rPr>
+              <w:lastRenderedPageBreak/>
               <w:t>EST</w:t>
             </w:r>
           </w:p>
@@ -12340,7 +11204,19 @@
                 <w:sz w:val="20"/>
                 <w:szCs w:val="20"/>
               </w:rPr>
-              <w:t xml:space="preserve">Versión 2 del Plan estratégico de pruebas con cambios en </w:t>
+              <w:t xml:space="preserve">Versión 2 del Plan estratégico de pruebas </w:t>
+            </w:r>
+            <w:r>
+              <w:rPr>
+                <w:rFonts w:ascii="Montserrat Medium" w:eastAsia="Montserrat Medium" w:hAnsi="Montserrat Medium" w:cs="Montserrat Medium"/>
+                <w:i/>
+                <w:iCs/>
+                <w:color w:val="FF0000"/>
+                <w:sz w:val="20"/>
+                <w:szCs w:val="20"/>
+              </w:rPr>
+              <w:lastRenderedPageBreak/>
+              <w:t xml:space="preserve">con cambios en </w:t>
             </w:r>
             <w:proofErr w:type="gramStart"/>
             <w:r>
@@ -12458,8 +11334,8 @@
       </w:pPr>
     </w:p>
     <w:sectPr>
-      <w:headerReference w:type="default" r:id="rId11"/>
-      <w:footerReference w:type="default" r:id="rId12"/>
+      <w:headerReference w:type="default" r:id="rId10"/>
+      <w:footerReference w:type="default" r:id="rId11"/>
       <w:pgSz w:w="12240" w:h="15840"/>
       <w:pgMar w:top="1134" w:right="1330" w:bottom="720" w:left="708" w:header="45" w:footer="709" w:gutter="0"/>
       <w:pgNumType w:start="1"/>
